--- a/VV-FUTURES-TESTING-AND-METHOD.docx
+++ b/VV-FUTURES-TESTING-AND-METHOD.docx
@@ -104,6 +104,29 @@
     <w:p>
       <w:r>
         <w:t>The new twice-daily scheduled scanner has not yet completed a live run in GitHub. Keyword-based matching may still admit irrelevant sources or miss synonymic matches. First live output requires editorial sampling.</w:t>
+      </w:r>
+    </w:p>
+    <w:p>
+      <w:pPr>
+        <w:pStyle w:val="Heading1"/>
+      </w:pPr>
+      <w:r>
+        <w:t>Knowledge integration — 26 October 2026</w:t>
+      </w:r>
+    </w:p>
+    <w:p>
+      <w:r>
+        <w:t>Two external LLM research batches investigated twelve European futures studies and returned original-source checks, 32 later-evidence items, connection explanations, alternative readings, source links and unresolved issues. These are research accounts, not binary foresight accuracy scores.</w:t>
+      </w:r>
+    </w:p>
+    <w:p>
+      <w:r>
+        <w:t>Research publication approach: retain the original study and its conditions; distinguish policy announcements from implementation, model output from observation, association from direct influence, and unlike geographic or statistical denominators; provide the dates and URLs of later evidence. Reviewed research can identify well-supported relationships despite open questions. Case-level source-access limits and numeric inconsistencies are disclosed, not silently discarded.</w:t>
+      </w:r>
+    </w:p>
+    <w:p>
+      <w:r>
+        <w:t>Regeneration: scripts/present_outputs.py reads radar2-research-notes.json to add source-context notes to the historical catalogue, document the researched accounts in Reviewed Findings, and preserve research evidence and syntheses in the published workbook. Further source checks can correct or revise those accounts as understanding develops.</w:t>
       </w:r>
     </w:p>
     <w:sectPr>

--- a/VV-FUTURES-TESTING-AND-METHOD.docx
+++ b/VV-FUTURES-TESTING-AND-METHOD.docx
@@ -127,6 +127,354 @@
     <w:p>
       <w:r>
         <w:t>Regeneration: scripts/present_outputs.py reads radar2-research-notes.json to add source-context notes to the historical catalogue, document the researched accounts in Reviewed Findings, and preserve research evidence and syntheses in the published workbook. Further source checks can correct or revise those accounts as understanding develops.</w:t>
+      </w:r>
+    </w:p>
+    <w:p>
+      <w:pPr>
+        <w:pStyle w:val="Heading1"/>
+      </w:pPr>
+      <w:r>
+        <w:t>Editorial evidence method — 28 October 2026</w:t>
+      </w:r>
+    </w:p>
+    <w:p>
+      <w:r>
+        <w:t>The research-publication stage is separate from scanner evaluation. The October 28 research package contains 32 retrospective research cases, 152 later-evidence references, a 63-account editorial audit, 12 cross-cutting insights and 20 outstanding questions. No entry is thereby automatically promoted to a verified outcome.</w:t>
+      </w:r>
+    </w:p>
+    <w:p>
+      <w:pPr>
+        <w:pStyle w:val="Heading2"/>
+      </w:pPr>
+      <w:r>
+        <w:t>Source-original</w:t>
+      </w:r>
+    </w:p>
+    <w:p>
+      <w:r>
+        <w:rPr>
+          <w:b/>
+        </w:rPr>
+        <w:t xml:space="preserve">Definition: </w:t>
+      </w:r>
+      <w:r>
+        <w:t>Text actually present in older study or its abstract, with publication date.</w:t>
+      </w:r>
+    </w:p>
+    <w:p>
+      <w:r>
+        <w:rPr>
+          <w:b/>
+        </w:rPr>
+        <w:t xml:space="preserve">Exclusion rule: </w:t>
+      </w:r>
+      <w:r>
+        <w:t>Never substitute editorial paraphrase for a full-text quotation.</w:t>
+      </w:r>
+    </w:p>
+    <w:p>
+      <w:pPr>
+        <w:pStyle w:val="Heading2"/>
+      </w:pPr>
+      <w:r>
+        <w:t>Scenario</w:t>
+      </w:r>
+    </w:p>
+    <w:p>
+      <w:r>
+        <w:rPr>
+          <w:b/>
+        </w:rPr>
+        <w:t xml:space="preserve">Definition: </w:t>
+      </w:r>
+      <w:r>
+        <w:t>Conditional worlds, pathways, or model outcomes depending on stated assumptions.</w:t>
+      </w:r>
+    </w:p>
+    <w:p>
+      <w:r>
+        <w:rPr>
+          <w:b/>
+        </w:rPr>
+        <w:t xml:space="preserve">Exclusion rule: </w:t>
+      </w:r>
+      <w:r>
+        <w:t>Different realised pathway ≠ failed prediction.</w:t>
+      </w:r>
+    </w:p>
+    <w:p>
+      <w:pPr>
+        <w:pStyle w:val="Heading2"/>
+      </w:pPr>
+      <w:r>
+        <w:t>Policy target</w:t>
+      </w:r>
+    </w:p>
+    <w:p>
+      <w:r>
+        <w:rPr>
+          <w:b/>
+        </w:rPr>
+        <w:t xml:space="preserve">Definition: </w:t>
+      </w:r>
+      <w:r>
+        <w:t>Political aspiration, target or legal objective rather than independent expected outcome.</w:t>
+      </w:r>
+    </w:p>
+    <w:p>
+      <w:r>
+        <w:rPr>
+          <w:b/>
+        </w:rPr>
+        <w:t xml:space="preserve">Exclusion rule: </w:t>
+      </w:r>
+      <w:r>
+        <w:t>Never classify target attainment as researcher forecast accuracy.</w:t>
+      </w:r>
+    </w:p>
+    <w:p>
+      <w:pPr>
+        <w:pStyle w:val="Heading2"/>
+      </w:pPr>
+      <w:r>
+        <w:t>Observation</w:t>
+      </w:r>
+    </w:p>
+    <w:p>
+      <w:r>
+        <w:rPr>
+          <w:b/>
+        </w:rPr>
+        <w:t xml:space="preserve">Definition: </w:t>
+      </w:r>
+      <w:r>
+        <w:t>Official statistics, tracked policy, empirical results; geo, time and measure documented.</w:t>
+      </w:r>
+    </w:p>
+    <w:p>
+      <w:r>
+        <w:rPr>
+          <w:b/>
+        </w:rPr>
+        <w:t xml:space="preserve">Exclusion rule: </w:t>
+      </w:r>
+      <w:r>
+        <w:t>Do not count later academic paper solely on similar topic as realised outcome.</w:t>
+      </w:r>
+    </w:p>
+    <w:p>
+      <w:pPr>
+        <w:pStyle w:val="Heading2"/>
+      </w:pPr>
+      <w:r>
+        <w:t>Premature</w:t>
+      </w:r>
+    </w:p>
+    <w:p>
+      <w:r>
+        <w:rPr>
+          <w:b/>
+        </w:rPr>
+        <w:t xml:space="preserve">Definition: </w:t>
+      </w:r>
+      <w:r>
+        <w:t>Original horizon has not arrived; only interim evidence exists.</w:t>
+      </w:r>
+    </w:p>
+    <w:p>
+      <w:r>
+        <w:rPr>
+          <w:b/>
+        </w:rPr>
+        <w:t xml:space="preserve">Exclusion rule: </w:t>
+      </w:r>
+      <w:r>
+        <w:t>No outcome accuracy score.</w:t>
+      </w:r>
+    </w:p>
+    <w:p>
+      <w:pPr>
+        <w:pStyle w:val="Heading2"/>
+      </w:pPr>
+      <w:r>
+        <w:t>Not directly testable</w:t>
+      </w:r>
+    </w:p>
+    <w:p>
+      <w:r>
+        <w:rPr>
+          <w:b/>
+        </w:rPr>
+        <w:t xml:space="preserve">Definition: </w:t>
+      </w:r>
+      <w:r>
+        <w:t>Original is method, counterfactual, value question, or non-specific proposition.</w:t>
+      </w:r>
+    </w:p>
+    <w:p>
+      <w:r>
+        <w:rPr>
+          <w:b/>
+        </w:rPr>
+        <w:t xml:space="preserve">Exclusion rule: </w:t>
+      </w:r>
+      <w:r>
+        <w:t>Do not force supported/contradicted.</w:t>
+      </w:r>
+    </w:p>
+    <w:p>
+      <w:pPr>
+        <w:pStyle w:val="Heading2"/>
+      </w:pPr>
+      <w:r>
+        <w:t>Supported</w:t>
+      </w:r>
+    </w:p>
+    <w:p>
+      <w:r>
+        <w:rPr>
+          <w:b/>
+        </w:rPr>
+        <w:t xml:space="preserve">Definition: </w:t>
+      </w:r>
+      <w:r>
+        <w:t>Independent observations match a clearly defined proposition and horizon / partial component.</w:t>
+      </w:r>
+    </w:p>
+    <w:p>
+      <w:r>
+        <w:rPr>
+          <w:b/>
+        </w:rPr>
+        <w:t xml:space="preserve">Exclusion rule: </w:t>
+      </w:r>
+      <w:r>
+        <w:t>Scope directional support precisely if horizon not final.</w:t>
+      </w:r>
+    </w:p>
+    <w:p>
+      <w:pPr>
+        <w:pStyle w:val="Heading2"/>
+      </w:pPr>
+      <w:r>
+        <w:t>Mixed</w:t>
+      </w:r>
+    </w:p>
+    <w:p>
+      <w:r>
+        <w:rPr>
+          <w:b/>
+        </w:rPr>
+        <w:t xml:space="preserve">Definition: </w:t>
+      </w:r>
+      <w:r>
+        <w:t>Some components of proposition or pathway aligned; others differed.</w:t>
+      </w:r>
+    </w:p>
+    <w:p>
+      <w:r>
+        <w:rPr>
+          <w:b/>
+        </w:rPr>
+        <w:t xml:space="preserve">Exclusion rule: </w:t>
+      </w:r>
+      <w:r>
+        <w:t>List which observed component differs.</w:t>
+      </w:r>
+    </w:p>
+    <w:p>
+      <w:pPr>
+        <w:pStyle w:val="Heading2"/>
+      </w:pPr>
+      <w:r>
+        <w:t>Unresolved</w:t>
+      </w:r>
+    </w:p>
+    <w:p>
+      <w:r>
+        <w:rPr>
+          <w:b/>
+        </w:rPr>
+        <w:t xml:space="preserve">Definition: </w:t>
+      </w:r>
+      <w:r>
+        <w:t>Original ambiguous, evidence unavailable, or no matched measure.</w:t>
+      </w:r>
+    </w:p>
+    <w:p>
+      <w:r>
+        <w:rPr>
+          <w:b/>
+        </w:rPr>
+        <w:t xml:space="preserve">Exclusion rule: </w:t>
+      </w:r>
+      <w:r>
+        <w:t>Document precise missing evidence.</w:t>
+      </w:r>
+    </w:p>
+    <w:p>
+      <w:pPr>
+        <w:pStyle w:val="Heading2"/>
+      </w:pPr>
+      <w:r>
+        <w:t>Research integrity</w:t>
+      </w:r>
+    </w:p>
+    <w:p>
+      <w:r>
+        <w:rPr>
+          <w:b/>
+        </w:rPr>
+        <w:t xml:space="preserve">Definition: </w:t>
+      </w:r>
+      <w:r>
+        <w:t>All 63 screened for obvious issues; selected records spot-checked independently on public authoritative webpages.</w:t>
+      </w:r>
+    </w:p>
+    <w:p>
+      <w:r>
+        <w:rPr>
+          <w:b/>
+        </w:rPr>
+        <w:t xml:space="preserve">Exclusion rule: </w:t>
+      </w:r>
+      <w:r>
+        <w:t>Do not call all 32 cases full-text independently verified.</w:t>
+      </w:r>
+    </w:p>
+    <w:p>
+      <w:pPr>
+        <w:pStyle w:val="Heading2"/>
+      </w:pPr>
+      <w:r>
+        <w:t>Data preservation</w:t>
+      </w:r>
+    </w:p>
+    <w:p>
+      <w:r>
+        <w:rPr>
+          <w:b/>
+        </w:rPr>
+        <w:t xml:space="preserve">Definition: </w:t>
+      </w:r>
+      <w:r>
+        <w:t>Historical catalogue and original workbooks not overwritten or reformatted.</w:t>
+      </w:r>
+    </w:p>
+    <w:p>
+      <w:r>
+        <w:rPr>
+          <w:b/>
+        </w:rPr>
+        <w:t xml:space="preserve">Exclusion rule: </w:t>
+      </w:r>
+      <w:r>
+        <w:t>Import new data as new sheets and reconcile exact source versions first.</w:t>
+      </w:r>
+    </w:p>
+    <w:p>
+      <w:r>
+        <w:t>Historical database integrity: one accepted 2021 claim was present in the JSON but absent from prior Word/Excel catalogues; publication edition records 507 original claim excerpts. Editorial counts must distinguish the 63 reviewed-findings items from 12 separate research notes, rather than calling all 75 source-verified accounts.</w:t>
       </w:r>
     </w:p>
     <w:sectPr>
